--- a/6-过程管理/运行记录类文件/HFSJ-ITSS-0614-2025年国电电力湖南新能源系统运维项目-2025年服务可用性和连续性管理报告.docx
+++ b/6-过程管理/运行记录类文件/HFSJ-ITSS-0614-2025年国电电力湖南新能源系统运维项目-2025年服务可用性和连续性管理报告.docx
@@ -1836,8 +1836,10 @@
                 <w:vertAlign w:val="baseline"/>
                 <w:lang w:val="en-US" w:eastAsia="zh-CN"/>
               </w:rPr>
-              <w:t>2025.12.30</w:t>
-            </w:r>
+              <w:t>2025.12.31</w:t>
+            </w:r>
+            <w:bookmarkStart w:id="62" w:name="_GoBack"/>
+            <w:bookmarkEnd w:id="62"/>
           </w:p>
         </w:tc>
         <w:tc>
@@ -6290,8 +6292,8 @@
         <w:pStyle w:val="33"/>
         <w:bidi w:val="0"/>
       </w:pPr>
-      <w:bookmarkStart w:id="5" w:name="_Toc23348"/>
-      <w:bookmarkStart w:id="6" w:name="heading_4"/>
+      <w:bookmarkStart w:id="5" w:name="heading_4"/>
+      <w:bookmarkStart w:id="6" w:name="_Toc23348"/>
       <w:r>
         <w:t>报告目的</w:t>
       </w:r>
@@ -7634,8 +7636,8 @@
         <w:pStyle w:val="33"/>
         <w:bidi w:val="0"/>
       </w:pPr>
-      <w:bookmarkStart w:id="12" w:name="heading_7"/>
-      <w:bookmarkStart w:id="13" w:name="_Toc203"/>
+      <w:bookmarkStart w:id="12" w:name="_Toc203"/>
+      <w:bookmarkStart w:id="13" w:name="heading_7"/>
       <w:r>
         <w:t>年度服务中断事件汇总</w:t>
       </w:r>
@@ -7647,8 +7649,8 @@
         <w:pStyle w:val="34"/>
         <w:bidi w:val="0"/>
       </w:pPr>
-      <w:bookmarkStart w:id="14" w:name="_Toc30463"/>
-      <w:bookmarkStart w:id="15" w:name="heading_8"/>
+      <w:bookmarkStart w:id="14" w:name="heading_8"/>
+      <w:bookmarkStart w:id="15" w:name="_Toc30463"/>
       <w:r>
         <w:t>计划内中断</w:t>
       </w:r>
@@ -11138,8 +11140,8 @@
         <w:pStyle w:val="31"/>
         <w:bidi w:val="0"/>
       </w:pPr>
-      <w:bookmarkStart w:id="23" w:name="heading_11"/>
-      <w:bookmarkStart w:id="24" w:name="_Toc7749"/>
+      <w:bookmarkStart w:id="23" w:name="_Toc7749"/>
+      <w:bookmarkStart w:id="24" w:name="heading_11"/>
       <w:r>
         <w:t>年度关键服务恢复目标达成情况</w:t>
       </w:r>
@@ -13035,8 +13037,8 @@
         <w:pStyle w:val="33"/>
         <w:bidi w:val="0"/>
       </w:pPr>
-      <w:bookmarkStart w:id="28" w:name="heading_1"/>
-      <w:bookmarkStart w:id="29" w:name="_Toc10760"/>
+      <w:bookmarkStart w:id="28" w:name="_Toc10760"/>
+      <w:bookmarkStart w:id="29" w:name="heading_1"/>
       <w:r>
         <w:t>风险监控与预防情况</w:t>
       </w:r>
@@ -23591,8 +23593,8 @@
         <w:pStyle w:val="31"/>
         <w:bidi w:val="0"/>
       </w:pPr>
-      <w:bookmarkStart w:id="48" w:name="heading_12"/>
-      <w:bookmarkStart w:id="49" w:name="_Toc2753"/>
+      <w:bookmarkStart w:id="48" w:name="_Toc2753"/>
+      <w:bookmarkStart w:id="49" w:name="heading_12"/>
       <w:r>
         <w:t>年度应急响应执行情况</w:t>
       </w:r>
@@ -23604,8 +23606,8 @@
         <w:pStyle w:val="33"/>
         <w:bidi w:val="0"/>
       </w:pPr>
-      <w:bookmarkStart w:id="50" w:name="_Toc15180"/>
-      <w:bookmarkStart w:id="51" w:name="heading_13"/>
+      <w:bookmarkStart w:id="50" w:name="heading_13"/>
+      <w:bookmarkStart w:id="51" w:name="_Toc15180"/>
       <w:r>
         <w:t>应急事件处理统计</w:t>
       </w:r>
@@ -25738,6 +25740,12 @@
             <w:insideV w:val="none" w:color="auto" w:sz="0" w:space="0"/>
           </w:tblBorders>
           <w:shd w:val="clear" w:color="auto" w:fill="auto"/>
+          <w:tblCellMar>
+            <w:top w:w="15" w:type="dxa"/>
+            <w:left w:w="15" w:type="dxa"/>
+            <w:bottom w:w="15" w:type="dxa"/>
+            <w:right w:w="15" w:type="dxa"/>
+          </w:tblCellMar>
         </w:tblPrEx>
         <w:trPr>
           <w:trHeight w:val="0" w:hRule="atLeast"/>
@@ -26320,6 +26328,7 @@
             <w:insideH w:val="none" w:color="auto" w:sz="0" w:space="0"/>
             <w:insideV w:val="none" w:color="auto" w:sz="0" w:space="0"/>
           </w:tblBorders>
+          <w:shd w:val="clear" w:color="auto" w:fill="auto"/>
           <w:tblCellMar>
             <w:top w:w="15" w:type="dxa"/>
             <w:left w:w="15" w:type="dxa"/>
@@ -26707,6 +26716,7 @@
             <w:insideH w:val="none" w:color="auto" w:sz="0" w:space="0"/>
             <w:insideV w:val="none" w:color="auto" w:sz="0" w:space="0"/>
           </w:tblBorders>
+          <w:shd w:val="clear" w:color="auto" w:fill="auto"/>
           <w:tblCellMar>
             <w:top w:w="15" w:type="dxa"/>
             <w:left w:w="15" w:type="dxa"/>
@@ -27008,8 +27018,6 @@
                 <w:szCs w:val="22"/>
               </w:rPr>
             </w:pPr>
-            <w:bookmarkStart w:id="62" w:name="_GoBack"/>
-            <w:bookmarkEnd w:id="62"/>
             <w:r>
               <w:rPr>
                 <w:rFonts w:hint="default" w:ascii="Segoe UI" w:hAnsi="Segoe UI" w:eastAsia="Segoe UI" w:cs="Segoe UI"/>
@@ -27411,7 +27419,6 @@
             <w:insideH w:val="none" w:color="auto" w:sz="0" w:space="0"/>
             <w:insideV w:val="none" w:color="auto" w:sz="0" w:space="0"/>
           </w:tblBorders>
-          <w:shd w:val="clear" w:color="auto" w:fill="auto"/>
           <w:tblCellMar>
             <w:top w:w="15" w:type="dxa"/>
             <w:left w:w="15" w:type="dxa"/>
@@ -27716,6 +27723,620 @@
                 <w:lang w:val="en-US" w:eastAsia="zh-CN"/>
               </w:rPr>
               <w:t>计划完成时间</w:t>
+            </w:r>
+          </w:p>
+        </w:tc>
+      </w:tr>
+      <w:tr>
+        <w:tblPrEx>
+          <w:tblBorders>
+            <w:top w:val="none" w:color="auto" w:sz="0" w:space="0"/>
+            <w:left w:val="none" w:color="auto" w:sz="0" w:space="0"/>
+            <w:bottom w:val="none" w:color="auto" w:sz="0" w:space="0"/>
+            <w:right w:val="none" w:color="auto" w:sz="0" w:space="0"/>
+            <w:insideH w:val="none" w:color="auto" w:sz="0" w:space="0"/>
+            <w:insideV w:val="none" w:color="auto" w:sz="0" w:space="0"/>
+          </w:tblBorders>
+          <w:tblCellMar>
+            <w:top w:w="15" w:type="dxa"/>
+            <w:left w:w="15" w:type="dxa"/>
+            <w:bottom w:w="15" w:type="dxa"/>
+            <w:right w:w="15" w:type="dxa"/>
+          </w:tblCellMar>
+        </w:tblPrEx>
+        <w:trPr>
+          <w:trHeight w:val="0" w:hRule="atLeast"/>
+          <w:jc w:val="center"/>
+        </w:trPr>
+        <w:tc>
+          <w:tcPr>
+            <w:tcW w:w="685" w:type="dxa"/>
+            <w:tcBorders>
+              <w:top w:val="single" w:color="auto" w:sz="4" w:space="0"/>
+              <w:left w:val="single" w:color="auto" w:sz="12" w:space="0"/>
+              <w:bottom w:val="nil"/>
+              <w:right w:val="nil"/>
+            </w:tcBorders>
+            <w:shd w:val="clear" w:color="auto" w:fill="auto"/>
+            <w:tcMar>
+              <w:top w:w="150" w:type="dxa"/>
+              <w:left w:w="-1" w:type="dxa"/>
+              <w:bottom w:w="150" w:type="dxa"/>
+              <w:right w:w="240" w:type="dxa"/>
+            </w:tcMar>
+            <w:vAlign w:val="center"/>
+          </w:tcPr>
+          <w:p>
+            <w:pPr>
+              <w:keepNext w:val="0"/>
+              <w:keepLines w:val="0"/>
+              <w:widowControl/>
+              <w:suppressLineNumbers w:val="0"/>
+              <w:snapToGrid w:val="0"/>
+              <w:spacing w:line="240" w:lineRule="auto"/>
+              <w:ind w:left="0" w:leftChars="0" w:right="0" w:rightChars="0" w:firstLine="0" w:firstLineChars="0"/>
+              <w:jc w:val="center"/>
+              <w:rPr>
+                <w:rFonts w:hint="default" w:ascii="Segoe UI" w:hAnsi="Segoe UI" w:eastAsia="Segoe UI" w:cs="Segoe UI"/>
+                <w:i w:val="0"/>
+                <w:iCs w:val="0"/>
+                <w:caps w:val="0"/>
+                <w:color w:val="0F1115"/>
+                <w:spacing w:val="0"/>
+                <w:sz w:val="22"/>
+                <w:szCs w:val="22"/>
+              </w:rPr>
+            </w:pPr>
+            <w:r>
+              <w:rPr>
+                <w:rFonts w:hint="default" w:ascii="Segoe UI" w:hAnsi="Segoe UI" w:eastAsia="Segoe UI" w:cs="Segoe UI"/>
+                <w:i w:val="0"/>
+                <w:iCs w:val="0"/>
+                <w:caps w:val="0"/>
+                <w:snapToGrid w:val="0"/>
+                <w:color w:val="000000"/>
+                <w:spacing w:val="0"/>
+                <w:kern w:val="0"/>
+                <w:sz w:val="22"/>
+                <w:szCs w:val="22"/>
+                <w:lang w:val="en-US" w:eastAsia="zh-CN"/>
+              </w:rPr>
+              <w:t>1</w:t>
+            </w:r>
+          </w:p>
+        </w:tc>
+        <w:tc>
+          <w:tcPr>
+            <w:tcW w:w="1767" w:type="dxa"/>
+            <w:tcBorders>
+              <w:top w:val="single" w:color="auto" w:sz="4" w:space="0"/>
+              <w:left w:val="single" w:color="auto" w:sz="4" w:space="0"/>
+              <w:bottom w:val="nil"/>
+              <w:right w:val="nil"/>
+            </w:tcBorders>
+            <w:shd w:val="clear" w:color="auto" w:fill="auto"/>
+            <w:tcMar>
+              <w:top w:w="150" w:type="dxa"/>
+              <w:left w:w="240" w:type="dxa"/>
+              <w:bottom w:w="150" w:type="dxa"/>
+              <w:right w:w="240" w:type="dxa"/>
+            </w:tcMar>
+            <w:vAlign w:val="center"/>
+          </w:tcPr>
+          <w:p>
+            <w:pPr>
+              <w:keepNext w:val="0"/>
+              <w:keepLines w:val="0"/>
+              <w:widowControl/>
+              <w:suppressLineNumbers w:val="0"/>
+              <w:snapToGrid w:val="0"/>
+              <w:spacing w:line="240" w:lineRule="auto"/>
+              <w:ind w:left="0" w:leftChars="0" w:right="0" w:rightChars="0" w:firstLine="0" w:firstLineChars="0"/>
+              <w:jc w:val="center"/>
+              <w:rPr>
+                <w:rFonts w:hint="default" w:ascii="Segoe UI" w:hAnsi="Segoe UI" w:eastAsia="Segoe UI" w:cs="Segoe UI"/>
+                <w:i w:val="0"/>
+                <w:iCs w:val="0"/>
+                <w:caps w:val="0"/>
+                <w:color w:val="0F1115"/>
+                <w:spacing w:val="0"/>
+                <w:sz w:val="22"/>
+                <w:szCs w:val="22"/>
+              </w:rPr>
+            </w:pPr>
+            <w:r>
+              <w:rPr>
+                <w:rFonts w:hint="default" w:ascii="Segoe UI" w:hAnsi="Segoe UI" w:eastAsia="Segoe UI" w:cs="Segoe UI"/>
+                <w:i w:val="0"/>
+                <w:iCs w:val="0"/>
+                <w:caps w:val="0"/>
+                <w:snapToGrid w:val="0"/>
+                <w:color w:val="000000"/>
+                <w:spacing w:val="0"/>
+                <w:kern w:val="0"/>
+                <w:sz w:val="22"/>
+                <w:szCs w:val="22"/>
+                <w:lang w:val="en-US" w:eastAsia="zh-CN"/>
+              </w:rPr>
+              <w:t>持续优化监控预警</w:t>
+            </w:r>
+          </w:p>
+        </w:tc>
+        <w:tc>
+          <w:tcPr>
+            <w:tcW w:w="2725" w:type="dxa"/>
+            <w:tcBorders>
+              <w:top w:val="single" w:color="auto" w:sz="4" w:space="0"/>
+              <w:left w:val="single" w:color="auto" w:sz="4" w:space="0"/>
+              <w:bottom w:val="nil"/>
+              <w:right w:val="nil"/>
+            </w:tcBorders>
+            <w:shd w:val="clear" w:color="auto" w:fill="auto"/>
+            <w:tcMar>
+              <w:top w:w="150" w:type="dxa"/>
+              <w:left w:w="240" w:type="dxa"/>
+              <w:bottom w:w="150" w:type="dxa"/>
+              <w:right w:w="240" w:type="dxa"/>
+            </w:tcMar>
+            <w:vAlign w:val="center"/>
+          </w:tcPr>
+          <w:p>
+            <w:pPr>
+              <w:keepNext w:val="0"/>
+              <w:keepLines w:val="0"/>
+              <w:widowControl/>
+              <w:suppressLineNumbers w:val="0"/>
+              <w:snapToGrid w:val="0"/>
+              <w:spacing w:line="240" w:lineRule="auto"/>
+              <w:ind w:left="0" w:leftChars="0" w:right="0" w:rightChars="0" w:firstLine="0" w:firstLineChars="0"/>
+              <w:jc w:val="left"/>
+              <w:rPr>
+                <w:rFonts w:hint="default" w:ascii="Segoe UI" w:hAnsi="Segoe UI" w:eastAsia="Segoe UI" w:cs="Segoe UI"/>
+                <w:i w:val="0"/>
+                <w:iCs w:val="0"/>
+                <w:caps w:val="0"/>
+                <w:color w:val="0F1115"/>
+                <w:spacing w:val="0"/>
+                <w:sz w:val="22"/>
+                <w:szCs w:val="22"/>
+              </w:rPr>
+            </w:pPr>
+            <w:r>
+              <w:rPr>
+                <w:rFonts w:hint="default" w:ascii="Segoe UI" w:hAnsi="Segoe UI" w:eastAsia="Segoe UI" w:cs="Segoe UI"/>
+                <w:i w:val="0"/>
+                <w:iCs w:val="0"/>
+                <w:caps w:val="0"/>
+                <w:snapToGrid w:val="0"/>
+                <w:color w:val="000000"/>
+                <w:spacing w:val="0"/>
+                <w:kern w:val="0"/>
+                <w:sz w:val="22"/>
+                <w:szCs w:val="22"/>
+                <w:lang w:val="en-US" w:eastAsia="zh-CN"/>
+              </w:rPr>
+              <w:t>实现全自动预警，缩短响应时间</w:t>
+            </w:r>
+          </w:p>
+        </w:tc>
+        <w:tc>
+          <w:tcPr>
+            <w:tcW w:w="1591" w:type="dxa"/>
+            <w:tcBorders>
+              <w:top w:val="single" w:color="auto" w:sz="4" w:space="0"/>
+              <w:left w:val="single" w:color="auto" w:sz="4" w:space="0"/>
+              <w:bottom w:val="nil"/>
+              <w:right w:val="nil"/>
+            </w:tcBorders>
+            <w:shd w:val="clear" w:color="auto" w:fill="auto"/>
+            <w:tcMar>
+              <w:top w:w="150" w:type="dxa"/>
+              <w:left w:w="240" w:type="dxa"/>
+              <w:bottom w:w="150" w:type="dxa"/>
+              <w:right w:w="240" w:type="dxa"/>
+            </w:tcMar>
+            <w:vAlign w:val="center"/>
+          </w:tcPr>
+          <w:p>
+            <w:pPr>
+              <w:keepNext w:val="0"/>
+              <w:keepLines w:val="0"/>
+              <w:widowControl/>
+              <w:suppressLineNumbers w:val="0"/>
+              <w:snapToGrid w:val="0"/>
+              <w:spacing w:line="240" w:lineRule="auto"/>
+              <w:ind w:left="0" w:leftChars="0" w:right="0" w:rightChars="0" w:firstLine="0" w:firstLineChars="0"/>
+              <w:jc w:val="left"/>
+              <w:rPr>
+                <w:rFonts w:hint="default" w:ascii="Segoe UI" w:hAnsi="Segoe UI" w:eastAsia="Segoe UI" w:cs="Segoe UI"/>
+                <w:i w:val="0"/>
+                <w:iCs w:val="0"/>
+                <w:caps w:val="0"/>
+                <w:color w:val="0F1115"/>
+                <w:spacing w:val="0"/>
+                <w:sz w:val="22"/>
+                <w:szCs w:val="22"/>
+              </w:rPr>
+            </w:pPr>
+            <w:r>
+              <w:rPr>
+                <w:rFonts w:hint="default" w:ascii="Segoe UI" w:hAnsi="Segoe UI" w:eastAsia="Segoe UI" w:cs="Segoe UI"/>
+                <w:i w:val="0"/>
+                <w:iCs w:val="0"/>
+                <w:caps w:val="0"/>
+                <w:snapToGrid w:val="0"/>
+                <w:color w:val="000000"/>
+                <w:spacing w:val="0"/>
+                <w:kern w:val="0"/>
+                <w:sz w:val="22"/>
+                <w:szCs w:val="22"/>
+                <w:lang w:val="en-US" w:eastAsia="zh-CN"/>
+              </w:rPr>
+              <w:t>软件运维工程师</w:t>
+            </w:r>
+          </w:p>
+        </w:tc>
+        <w:tc>
+          <w:tcPr>
+            <w:tcW w:w="1527" w:type="dxa"/>
+            <w:tcBorders>
+              <w:top w:val="single" w:color="auto" w:sz="4" w:space="0"/>
+              <w:left w:val="single" w:color="auto" w:sz="4" w:space="0"/>
+              <w:bottom w:val="nil"/>
+              <w:right w:val="single" w:color="auto" w:sz="12" w:space="0"/>
+            </w:tcBorders>
+            <w:shd w:val="clear" w:color="auto" w:fill="auto"/>
+            <w:tcMar>
+              <w:top w:w="150" w:type="dxa"/>
+              <w:left w:w="240" w:type="dxa"/>
+              <w:bottom w:w="150" w:type="dxa"/>
+              <w:right w:w="-1" w:type="dxa"/>
+            </w:tcMar>
+            <w:vAlign w:val="center"/>
+          </w:tcPr>
+          <w:p>
+            <w:pPr>
+              <w:keepNext w:val="0"/>
+              <w:keepLines w:val="0"/>
+              <w:widowControl/>
+              <w:suppressLineNumbers w:val="0"/>
+              <w:snapToGrid w:val="0"/>
+              <w:spacing w:line="240" w:lineRule="auto"/>
+              <w:ind w:left="0" w:leftChars="0" w:right="0" w:rightChars="0" w:firstLine="0" w:firstLineChars="0"/>
+              <w:jc w:val="center"/>
+              <w:rPr>
+                <w:rFonts w:hint="default" w:ascii="Segoe UI" w:hAnsi="Segoe UI" w:eastAsia="Segoe UI" w:cs="Segoe UI"/>
+                <w:i w:val="0"/>
+                <w:iCs w:val="0"/>
+                <w:caps w:val="0"/>
+                <w:color w:val="0F1115"/>
+                <w:spacing w:val="0"/>
+                <w:sz w:val="22"/>
+                <w:szCs w:val="22"/>
+              </w:rPr>
+            </w:pPr>
+            <w:r>
+              <w:rPr>
+                <w:rFonts w:hint="default" w:ascii="Segoe UI" w:hAnsi="Segoe UI" w:eastAsia="Segoe UI" w:cs="Segoe UI"/>
+                <w:i w:val="0"/>
+                <w:iCs w:val="0"/>
+                <w:caps w:val="0"/>
+                <w:snapToGrid w:val="0"/>
+                <w:color w:val="000000"/>
+                <w:spacing w:val="0"/>
+                <w:kern w:val="0"/>
+                <w:sz w:val="22"/>
+                <w:szCs w:val="22"/>
+                <w:lang w:val="en-US" w:eastAsia="zh-CN"/>
+              </w:rPr>
+              <w:t>2026年Q1</w:t>
+            </w:r>
+          </w:p>
+        </w:tc>
+      </w:tr>
+      <w:tr>
+        <w:tblPrEx>
+          <w:tblBorders>
+            <w:top w:val="none" w:color="auto" w:sz="0" w:space="0"/>
+            <w:left w:val="none" w:color="auto" w:sz="0" w:space="0"/>
+            <w:bottom w:val="none" w:color="auto" w:sz="0" w:space="0"/>
+            <w:right w:val="none" w:color="auto" w:sz="0" w:space="0"/>
+            <w:insideH w:val="none" w:color="auto" w:sz="0" w:space="0"/>
+            <w:insideV w:val="none" w:color="auto" w:sz="0" w:space="0"/>
+          </w:tblBorders>
+          <w:tblCellMar>
+            <w:top w:w="15" w:type="dxa"/>
+            <w:left w:w="15" w:type="dxa"/>
+            <w:bottom w:w="15" w:type="dxa"/>
+            <w:right w:w="15" w:type="dxa"/>
+          </w:tblCellMar>
+        </w:tblPrEx>
+        <w:trPr>
+          <w:trHeight w:val="0" w:hRule="atLeast"/>
+          <w:jc w:val="center"/>
+        </w:trPr>
+        <w:tc>
+          <w:tcPr>
+            <w:tcW w:w="685" w:type="dxa"/>
+            <w:tcBorders>
+              <w:top w:val="single" w:color="auto" w:sz="4" w:space="0"/>
+              <w:left w:val="single" w:color="auto" w:sz="12" w:space="0"/>
+              <w:bottom w:val="nil"/>
+              <w:right w:val="nil"/>
+            </w:tcBorders>
+            <w:shd w:val="clear" w:color="auto" w:fill="auto"/>
+            <w:tcMar>
+              <w:top w:w="150" w:type="dxa"/>
+              <w:left w:w="-1" w:type="dxa"/>
+              <w:bottom w:w="150" w:type="dxa"/>
+              <w:right w:w="240" w:type="dxa"/>
+            </w:tcMar>
+            <w:vAlign w:val="center"/>
+          </w:tcPr>
+          <w:p>
+            <w:pPr>
+              <w:keepNext w:val="0"/>
+              <w:keepLines w:val="0"/>
+              <w:widowControl/>
+              <w:suppressLineNumbers w:val="0"/>
+              <w:snapToGrid w:val="0"/>
+              <w:spacing w:line="240" w:lineRule="auto"/>
+              <w:ind w:left="0" w:leftChars="0" w:right="0" w:rightChars="0" w:firstLine="0" w:firstLineChars="0"/>
+              <w:jc w:val="center"/>
+              <w:rPr>
+                <w:rFonts w:hint="default" w:ascii="Segoe UI" w:hAnsi="Segoe UI" w:eastAsia="Segoe UI" w:cs="Segoe UI"/>
+                <w:i w:val="0"/>
+                <w:iCs w:val="0"/>
+                <w:caps w:val="0"/>
+                <w:color w:val="0F1115"/>
+                <w:spacing w:val="0"/>
+                <w:sz w:val="22"/>
+                <w:szCs w:val="22"/>
+              </w:rPr>
+            </w:pPr>
+            <w:r>
+              <w:rPr>
+                <w:rFonts w:hint="default" w:ascii="Segoe UI" w:hAnsi="Segoe UI" w:eastAsia="Segoe UI" w:cs="Segoe UI"/>
+                <w:i w:val="0"/>
+                <w:iCs w:val="0"/>
+                <w:caps w:val="0"/>
+                <w:snapToGrid w:val="0"/>
+                <w:color w:val="000000"/>
+                <w:spacing w:val="0"/>
+                <w:kern w:val="0"/>
+                <w:sz w:val="22"/>
+                <w:szCs w:val="22"/>
+                <w:lang w:val="en-US" w:eastAsia="zh-CN"/>
+              </w:rPr>
+              <w:t>2</w:t>
+            </w:r>
+          </w:p>
+        </w:tc>
+        <w:tc>
+          <w:tcPr>
+            <w:tcW w:w="1767" w:type="dxa"/>
+            <w:tcBorders>
+              <w:top w:val="single" w:color="auto" w:sz="4" w:space="0"/>
+              <w:left w:val="single" w:color="auto" w:sz="4" w:space="0"/>
+              <w:bottom w:val="nil"/>
+              <w:right w:val="nil"/>
+            </w:tcBorders>
+            <w:shd w:val="clear" w:color="auto" w:fill="auto"/>
+            <w:tcMar>
+              <w:top w:w="150" w:type="dxa"/>
+              <w:left w:w="240" w:type="dxa"/>
+              <w:bottom w:w="150" w:type="dxa"/>
+              <w:right w:w="240" w:type="dxa"/>
+            </w:tcMar>
+            <w:vAlign w:val="center"/>
+          </w:tcPr>
+          <w:p>
+            <w:pPr>
+              <w:keepNext w:val="0"/>
+              <w:keepLines w:val="0"/>
+              <w:widowControl/>
+              <w:suppressLineNumbers w:val="0"/>
+              <w:snapToGrid w:val="0"/>
+              <w:spacing w:line="240" w:lineRule="auto"/>
+              <w:ind w:left="0" w:leftChars="0" w:right="0" w:rightChars="0" w:firstLine="0" w:firstLineChars="0"/>
+              <w:jc w:val="center"/>
+              <w:rPr>
+                <w:rFonts w:hint="default" w:ascii="Segoe UI" w:hAnsi="Segoe UI" w:eastAsia="Segoe UI" w:cs="Segoe UI"/>
+                <w:i w:val="0"/>
+                <w:iCs w:val="0"/>
+                <w:caps w:val="0"/>
+                <w:color w:val="0F1115"/>
+                <w:spacing w:val="0"/>
+                <w:sz w:val="22"/>
+                <w:szCs w:val="22"/>
+              </w:rPr>
+            </w:pPr>
+            <w:r>
+              <w:rPr>
+                <w:rFonts w:hint="default" w:ascii="Segoe UI" w:hAnsi="Segoe UI" w:eastAsia="Segoe UI" w:cs="Segoe UI"/>
+                <w:i w:val="0"/>
+                <w:iCs w:val="0"/>
+                <w:caps w:val="0"/>
+                <w:snapToGrid w:val="0"/>
+                <w:color w:val="000000"/>
+                <w:spacing w:val="0"/>
+                <w:kern w:val="0"/>
+                <w:sz w:val="22"/>
+                <w:szCs w:val="22"/>
+                <w:lang w:val="en-US" w:eastAsia="zh-CN"/>
+              </w:rPr>
+              <w:t>增加灾备演练频次</w:t>
+            </w:r>
+          </w:p>
+        </w:tc>
+        <w:tc>
+          <w:tcPr>
+            <w:tcW w:w="2725" w:type="dxa"/>
+            <w:tcBorders>
+              <w:top w:val="single" w:color="auto" w:sz="4" w:space="0"/>
+              <w:left w:val="single" w:color="auto" w:sz="4" w:space="0"/>
+              <w:bottom w:val="nil"/>
+              <w:right w:val="nil"/>
+            </w:tcBorders>
+            <w:shd w:val="clear" w:color="auto" w:fill="auto"/>
+            <w:tcMar>
+              <w:top w:w="150" w:type="dxa"/>
+              <w:left w:w="240" w:type="dxa"/>
+              <w:bottom w:w="150" w:type="dxa"/>
+              <w:right w:w="240" w:type="dxa"/>
+            </w:tcMar>
+            <w:vAlign w:val="center"/>
+          </w:tcPr>
+          <w:p>
+            <w:pPr>
+              <w:keepNext w:val="0"/>
+              <w:keepLines w:val="0"/>
+              <w:widowControl/>
+              <w:suppressLineNumbers w:val="0"/>
+              <w:snapToGrid w:val="0"/>
+              <w:spacing w:line="240" w:lineRule="auto"/>
+              <w:ind w:left="0" w:leftChars="0" w:right="0" w:rightChars="0" w:firstLine="0" w:firstLineChars="0"/>
+              <w:jc w:val="left"/>
+              <w:rPr>
+                <w:rFonts w:hint="default" w:ascii="Segoe UI" w:hAnsi="Segoe UI" w:eastAsia="Segoe UI" w:cs="Segoe UI"/>
+                <w:i w:val="0"/>
+                <w:iCs w:val="0"/>
+                <w:caps w:val="0"/>
+                <w:color w:val="0F1115"/>
+                <w:spacing w:val="0"/>
+                <w:sz w:val="22"/>
+                <w:szCs w:val="22"/>
+              </w:rPr>
+            </w:pPr>
+            <w:r>
+              <w:rPr>
+                <w:rFonts w:hint="default" w:ascii="Segoe UI" w:hAnsi="Segoe UI" w:eastAsia="Segoe UI" w:cs="Segoe UI"/>
+                <w:i w:val="0"/>
+                <w:iCs w:val="0"/>
+                <w:caps w:val="0"/>
+                <w:snapToGrid w:val="0"/>
+                <w:color w:val="000000"/>
+                <w:spacing w:val="0"/>
+                <w:kern w:val="0"/>
+                <w:sz w:val="22"/>
+                <w:szCs w:val="22"/>
+                <w:lang w:val="en-US" w:eastAsia="zh-CN"/>
+              </w:rPr>
+              <w:t>每季度组织一次实战演练</w:t>
+            </w:r>
+          </w:p>
+        </w:tc>
+        <w:tc>
+          <w:tcPr>
+            <w:tcW w:w="1591" w:type="dxa"/>
+            <w:tcBorders>
+              <w:top w:val="single" w:color="auto" w:sz="4" w:space="0"/>
+              <w:left w:val="single" w:color="auto" w:sz="4" w:space="0"/>
+              <w:bottom w:val="nil"/>
+              <w:right w:val="nil"/>
+            </w:tcBorders>
+            <w:shd w:val="clear" w:color="auto" w:fill="auto"/>
+            <w:tcMar>
+              <w:top w:w="150" w:type="dxa"/>
+              <w:left w:w="240" w:type="dxa"/>
+              <w:bottom w:w="150" w:type="dxa"/>
+              <w:right w:w="240" w:type="dxa"/>
+            </w:tcMar>
+            <w:vAlign w:val="center"/>
+          </w:tcPr>
+          <w:p>
+            <w:pPr>
+              <w:keepNext w:val="0"/>
+              <w:keepLines w:val="0"/>
+              <w:widowControl/>
+              <w:suppressLineNumbers w:val="0"/>
+              <w:snapToGrid w:val="0"/>
+              <w:spacing w:line="240" w:lineRule="auto"/>
+              <w:ind w:left="0" w:leftChars="0" w:right="0" w:rightChars="0" w:firstLine="0" w:firstLineChars="0"/>
+              <w:jc w:val="left"/>
+              <w:rPr>
+                <w:rFonts w:hint="default" w:ascii="Segoe UI" w:hAnsi="Segoe UI" w:eastAsia="Segoe UI" w:cs="Segoe UI"/>
+                <w:i w:val="0"/>
+                <w:iCs w:val="0"/>
+                <w:caps w:val="0"/>
+                <w:color w:val="0F1115"/>
+                <w:spacing w:val="0"/>
+                <w:sz w:val="22"/>
+                <w:szCs w:val="22"/>
+              </w:rPr>
+            </w:pPr>
+            <w:r>
+              <w:rPr>
+                <w:rFonts w:hint="default" w:ascii="Segoe UI" w:hAnsi="Segoe UI" w:eastAsia="Segoe UI" w:cs="Segoe UI"/>
+                <w:i w:val="0"/>
+                <w:iCs w:val="0"/>
+                <w:caps w:val="0"/>
+                <w:snapToGrid w:val="0"/>
+                <w:color w:val="000000"/>
+                <w:spacing w:val="0"/>
+                <w:kern w:val="0"/>
+                <w:sz w:val="22"/>
+                <w:szCs w:val="22"/>
+                <w:lang w:val="en-US" w:eastAsia="zh-CN"/>
+              </w:rPr>
+              <w:t>运维部经理</w:t>
+            </w:r>
+          </w:p>
+        </w:tc>
+        <w:tc>
+          <w:tcPr>
+            <w:tcW w:w="1527" w:type="dxa"/>
+            <w:tcBorders>
+              <w:top w:val="single" w:color="auto" w:sz="4" w:space="0"/>
+              <w:left w:val="single" w:color="auto" w:sz="4" w:space="0"/>
+              <w:bottom w:val="nil"/>
+              <w:right w:val="single" w:color="auto" w:sz="12" w:space="0"/>
+            </w:tcBorders>
+            <w:shd w:val="clear" w:color="auto" w:fill="auto"/>
+            <w:tcMar>
+              <w:top w:w="150" w:type="dxa"/>
+              <w:left w:w="240" w:type="dxa"/>
+              <w:bottom w:w="150" w:type="dxa"/>
+              <w:right w:w="-1" w:type="dxa"/>
+            </w:tcMar>
+            <w:vAlign w:val="center"/>
+          </w:tcPr>
+          <w:p>
+            <w:pPr>
+              <w:keepNext w:val="0"/>
+              <w:keepLines w:val="0"/>
+              <w:widowControl/>
+              <w:suppressLineNumbers w:val="0"/>
+              <w:snapToGrid w:val="0"/>
+              <w:spacing w:line="240" w:lineRule="auto"/>
+              <w:ind w:left="0" w:leftChars="0" w:right="0" w:rightChars="0" w:firstLine="0" w:firstLineChars="0"/>
+              <w:jc w:val="center"/>
+              <w:rPr>
+                <w:rFonts w:hint="default" w:ascii="Segoe UI" w:hAnsi="Segoe UI" w:eastAsia="Segoe UI" w:cs="Segoe UI"/>
+                <w:i w:val="0"/>
+                <w:iCs w:val="0"/>
+                <w:caps w:val="0"/>
+                <w:color w:val="0F1115"/>
+                <w:spacing w:val="0"/>
+                <w:sz w:val="22"/>
+                <w:szCs w:val="22"/>
+              </w:rPr>
+            </w:pPr>
+            <w:r>
+              <w:rPr>
+                <w:rFonts w:hint="default" w:ascii="Segoe UI" w:hAnsi="Segoe UI" w:eastAsia="Segoe UI" w:cs="Segoe UI"/>
+                <w:i w:val="0"/>
+                <w:iCs w:val="0"/>
+                <w:caps w:val="0"/>
+                <w:snapToGrid w:val="0"/>
+                <w:color w:val="000000"/>
+                <w:spacing w:val="0"/>
+                <w:kern w:val="0"/>
+                <w:sz w:val="22"/>
+                <w:szCs w:val="22"/>
+                <w:lang w:val="en-US" w:eastAsia="zh-CN"/>
+              </w:rPr>
+              <w:t>2026年全年</w:t>
             </w:r>
           </w:p>
         </w:tc>
@@ -27795,7 +28416,7 @@
                 <w:szCs w:val="22"/>
                 <w:lang w:val="en-US" w:eastAsia="zh-CN"/>
               </w:rPr>
-              <w:t>1</w:t>
+              <w:t>3</w:t>
             </w:r>
           </w:p>
         </w:tc>
@@ -27852,7 +28473,7 @@
                 <w:szCs w:val="22"/>
                 <w:lang w:val="en-US" w:eastAsia="zh-CN"/>
               </w:rPr>
-              <w:t>持续优化监控预警</w:t>
+              <w:t>优化系统性能</w:t>
             </w:r>
           </w:p>
         </w:tc>
@@ -27909,7 +28530,7 @@
                 <w:szCs w:val="22"/>
                 <w:lang w:val="en-US" w:eastAsia="zh-CN"/>
               </w:rPr>
-              <w:t>实现全自动预警，缩短响应时间</w:t>
+              <w:t>响应时间再提升15%</w:t>
             </w:r>
           </w:p>
         </w:tc>
@@ -28023,7 +28644,7 @@
                 <w:szCs w:val="22"/>
                 <w:lang w:val="en-US" w:eastAsia="zh-CN"/>
               </w:rPr>
-              <w:t>2026年Q1</w:t>
+              <w:t>2026年Q2</w:t>
             </w:r>
           </w:p>
         </w:tc>
@@ -28038,7 +28659,6 @@
             <w:insideH w:val="none" w:color="auto" w:sz="0" w:space="0"/>
             <w:insideV w:val="none" w:color="auto" w:sz="0" w:space="0"/>
           </w:tblBorders>
-          <w:shd w:val="clear" w:color="auto" w:fill="auto"/>
           <w:tblCellMar>
             <w:top w:w="15" w:type="dxa"/>
             <w:left w:w="15" w:type="dxa"/>
@@ -28103,7 +28723,7 @@
                 <w:szCs w:val="22"/>
                 <w:lang w:val="en-US" w:eastAsia="zh-CN"/>
               </w:rPr>
-              <w:t>2</w:t>
+              <w:t>4</w:t>
             </w:r>
           </w:p>
         </w:tc>
@@ -28160,7 +28780,7 @@
                 <w:szCs w:val="22"/>
                 <w:lang w:val="en-US" w:eastAsia="zh-CN"/>
               </w:rPr>
-              <w:t>增加灾备演练频次</w:t>
+              <w:t>设备更新计划</w:t>
             </w:r>
           </w:p>
         </w:tc>
@@ -28217,7 +28837,7 @@
                 <w:szCs w:val="22"/>
                 <w:lang w:val="en-US" w:eastAsia="zh-CN"/>
               </w:rPr>
-              <w:t>每季度组织一次实战演练</w:t>
+              <w:t>按计划更新老化设备</w:t>
             </w:r>
           </w:p>
         </w:tc>
@@ -28274,7 +28894,7 @@
                 <w:szCs w:val="22"/>
                 <w:lang w:val="en-US" w:eastAsia="zh-CN"/>
               </w:rPr>
-              <w:t>运维部经理</w:t>
+              <w:t>硬件运维工程师</w:t>
             </w:r>
           </w:p>
         </w:tc>
@@ -28346,623 +28966,6 @@
             <w:insideH w:val="none" w:color="auto" w:sz="0" w:space="0"/>
             <w:insideV w:val="none" w:color="auto" w:sz="0" w:space="0"/>
           </w:tblBorders>
-          <w:shd w:val="clear" w:color="auto" w:fill="auto"/>
-          <w:tblCellMar>
-            <w:top w:w="15" w:type="dxa"/>
-            <w:left w:w="15" w:type="dxa"/>
-            <w:bottom w:w="15" w:type="dxa"/>
-            <w:right w:w="15" w:type="dxa"/>
-          </w:tblCellMar>
-        </w:tblPrEx>
-        <w:trPr>
-          <w:trHeight w:val="0" w:hRule="atLeast"/>
-          <w:jc w:val="center"/>
-        </w:trPr>
-        <w:tc>
-          <w:tcPr>
-            <w:tcW w:w="685" w:type="dxa"/>
-            <w:tcBorders>
-              <w:top w:val="single" w:color="auto" w:sz="4" w:space="0"/>
-              <w:left w:val="single" w:color="auto" w:sz="12" w:space="0"/>
-              <w:bottom w:val="nil"/>
-              <w:right w:val="nil"/>
-            </w:tcBorders>
-            <w:shd w:val="clear" w:color="auto" w:fill="auto"/>
-            <w:tcMar>
-              <w:top w:w="150" w:type="dxa"/>
-              <w:left w:w="-1" w:type="dxa"/>
-              <w:bottom w:w="150" w:type="dxa"/>
-              <w:right w:w="240" w:type="dxa"/>
-            </w:tcMar>
-            <w:vAlign w:val="center"/>
-          </w:tcPr>
-          <w:p>
-            <w:pPr>
-              <w:keepNext w:val="0"/>
-              <w:keepLines w:val="0"/>
-              <w:widowControl/>
-              <w:suppressLineNumbers w:val="0"/>
-              <w:snapToGrid w:val="0"/>
-              <w:spacing w:line="240" w:lineRule="auto"/>
-              <w:ind w:left="0" w:leftChars="0" w:right="0" w:rightChars="0" w:firstLine="0" w:firstLineChars="0"/>
-              <w:jc w:val="center"/>
-              <w:rPr>
-                <w:rFonts w:hint="default" w:ascii="Segoe UI" w:hAnsi="Segoe UI" w:eastAsia="Segoe UI" w:cs="Segoe UI"/>
-                <w:i w:val="0"/>
-                <w:iCs w:val="0"/>
-                <w:caps w:val="0"/>
-                <w:color w:val="0F1115"/>
-                <w:spacing w:val="0"/>
-                <w:sz w:val="22"/>
-                <w:szCs w:val="22"/>
-              </w:rPr>
-            </w:pPr>
-            <w:r>
-              <w:rPr>
-                <w:rFonts w:hint="default" w:ascii="Segoe UI" w:hAnsi="Segoe UI" w:eastAsia="Segoe UI" w:cs="Segoe UI"/>
-                <w:i w:val="0"/>
-                <w:iCs w:val="0"/>
-                <w:caps w:val="0"/>
-                <w:snapToGrid w:val="0"/>
-                <w:color w:val="000000"/>
-                <w:spacing w:val="0"/>
-                <w:kern w:val="0"/>
-                <w:sz w:val="22"/>
-                <w:szCs w:val="22"/>
-                <w:lang w:val="en-US" w:eastAsia="zh-CN"/>
-              </w:rPr>
-              <w:t>3</w:t>
-            </w:r>
-          </w:p>
-        </w:tc>
-        <w:tc>
-          <w:tcPr>
-            <w:tcW w:w="1767" w:type="dxa"/>
-            <w:tcBorders>
-              <w:top w:val="single" w:color="auto" w:sz="4" w:space="0"/>
-              <w:left w:val="single" w:color="auto" w:sz="4" w:space="0"/>
-              <w:bottom w:val="nil"/>
-              <w:right w:val="nil"/>
-            </w:tcBorders>
-            <w:shd w:val="clear" w:color="auto" w:fill="auto"/>
-            <w:tcMar>
-              <w:top w:w="150" w:type="dxa"/>
-              <w:left w:w="240" w:type="dxa"/>
-              <w:bottom w:w="150" w:type="dxa"/>
-              <w:right w:w="240" w:type="dxa"/>
-            </w:tcMar>
-            <w:vAlign w:val="center"/>
-          </w:tcPr>
-          <w:p>
-            <w:pPr>
-              <w:keepNext w:val="0"/>
-              <w:keepLines w:val="0"/>
-              <w:widowControl/>
-              <w:suppressLineNumbers w:val="0"/>
-              <w:snapToGrid w:val="0"/>
-              <w:spacing w:line="240" w:lineRule="auto"/>
-              <w:ind w:left="0" w:leftChars="0" w:right="0" w:rightChars="0" w:firstLine="0" w:firstLineChars="0"/>
-              <w:jc w:val="center"/>
-              <w:rPr>
-                <w:rFonts w:hint="default" w:ascii="Segoe UI" w:hAnsi="Segoe UI" w:eastAsia="Segoe UI" w:cs="Segoe UI"/>
-                <w:i w:val="0"/>
-                <w:iCs w:val="0"/>
-                <w:caps w:val="0"/>
-                <w:color w:val="0F1115"/>
-                <w:spacing w:val="0"/>
-                <w:sz w:val="22"/>
-                <w:szCs w:val="22"/>
-              </w:rPr>
-            </w:pPr>
-            <w:r>
-              <w:rPr>
-                <w:rFonts w:hint="default" w:ascii="Segoe UI" w:hAnsi="Segoe UI" w:eastAsia="Segoe UI" w:cs="Segoe UI"/>
-                <w:i w:val="0"/>
-                <w:iCs w:val="0"/>
-                <w:caps w:val="0"/>
-                <w:snapToGrid w:val="0"/>
-                <w:color w:val="000000"/>
-                <w:spacing w:val="0"/>
-                <w:kern w:val="0"/>
-                <w:sz w:val="22"/>
-                <w:szCs w:val="22"/>
-                <w:lang w:val="en-US" w:eastAsia="zh-CN"/>
-              </w:rPr>
-              <w:t>优化系统性能</w:t>
-            </w:r>
-          </w:p>
-        </w:tc>
-        <w:tc>
-          <w:tcPr>
-            <w:tcW w:w="2725" w:type="dxa"/>
-            <w:tcBorders>
-              <w:top w:val="single" w:color="auto" w:sz="4" w:space="0"/>
-              <w:left w:val="single" w:color="auto" w:sz="4" w:space="0"/>
-              <w:bottom w:val="nil"/>
-              <w:right w:val="nil"/>
-            </w:tcBorders>
-            <w:shd w:val="clear" w:color="auto" w:fill="auto"/>
-            <w:tcMar>
-              <w:top w:w="150" w:type="dxa"/>
-              <w:left w:w="240" w:type="dxa"/>
-              <w:bottom w:w="150" w:type="dxa"/>
-              <w:right w:w="240" w:type="dxa"/>
-            </w:tcMar>
-            <w:vAlign w:val="center"/>
-          </w:tcPr>
-          <w:p>
-            <w:pPr>
-              <w:keepNext w:val="0"/>
-              <w:keepLines w:val="0"/>
-              <w:widowControl/>
-              <w:suppressLineNumbers w:val="0"/>
-              <w:snapToGrid w:val="0"/>
-              <w:spacing w:line="240" w:lineRule="auto"/>
-              <w:ind w:left="0" w:leftChars="0" w:right="0" w:rightChars="0" w:firstLine="0" w:firstLineChars="0"/>
-              <w:jc w:val="left"/>
-              <w:rPr>
-                <w:rFonts w:hint="default" w:ascii="Segoe UI" w:hAnsi="Segoe UI" w:eastAsia="Segoe UI" w:cs="Segoe UI"/>
-                <w:i w:val="0"/>
-                <w:iCs w:val="0"/>
-                <w:caps w:val="0"/>
-                <w:color w:val="0F1115"/>
-                <w:spacing w:val="0"/>
-                <w:sz w:val="22"/>
-                <w:szCs w:val="22"/>
-              </w:rPr>
-            </w:pPr>
-            <w:r>
-              <w:rPr>
-                <w:rFonts w:hint="default" w:ascii="Segoe UI" w:hAnsi="Segoe UI" w:eastAsia="Segoe UI" w:cs="Segoe UI"/>
-                <w:i w:val="0"/>
-                <w:iCs w:val="0"/>
-                <w:caps w:val="0"/>
-                <w:snapToGrid w:val="0"/>
-                <w:color w:val="000000"/>
-                <w:spacing w:val="0"/>
-                <w:kern w:val="0"/>
-                <w:sz w:val="22"/>
-                <w:szCs w:val="22"/>
-                <w:lang w:val="en-US" w:eastAsia="zh-CN"/>
-              </w:rPr>
-              <w:t>响应时间再提升15%</w:t>
-            </w:r>
-          </w:p>
-        </w:tc>
-        <w:tc>
-          <w:tcPr>
-            <w:tcW w:w="1591" w:type="dxa"/>
-            <w:tcBorders>
-              <w:top w:val="single" w:color="auto" w:sz="4" w:space="0"/>
-              <w:left w:val="single" w:color="auto" w:sz="4" w:space="0"/>
-              <w:bottom w:val="nil"/>
-              <w:right w:val="nil"/>
-            </w:tcBorders>
-            <w:shd w:val="clear" w:color="auto" w:fill="auto"/>
-            <w:tcMar>
-              <w:top w:w="150" w:type="dxa"/>
-              <w:left w:w="240" w:type="dxa"/>
-              <w:bottom w:w="150" w:type="dxa"/>
-              <w:right w:w="240" w:type="dxa"/>
-            </w:tcMar>
-            <w:vAlign w:val="center"/>
-          </w:tcPr>
-          <w:p>
-            <w:pPr>
-              <w:keepNext w:val="0"/>
-              <w:keepLines w:val="0"/>
-              <w:widowControl/>
-              <w:suppressLineNumbers w:val="0"/>
-              <w:snapToGrid w:val="0"/>
-              <w:spacing w:line="240" w:lineRule="auto"/>
-              <w:ind w:left="0" w:leftChars="0" w:right="0" w:rightChars="0" w:firstLine="0" w:firstLineChars="0"/>
-              <w:jc w:val="left"/>
-              <w:rPr>
-                <w:rFonts w:hint="default" w:ascii="Segoe UI" w:hAnsi="Segoe UI" w:eastAsia="Segoe UI" w:cs="Segoe UI"/>
-                <w:i w:val="0"/>
-                <w:iCs w:val="0"/>
-                <w:caps w:val="0"/>
-                <w:color w:val="0F1115"/>
-                <w:spacing w:val="0"/>
-                <w:sz w:val="22"/>
-                <w:szCs w:val="22"/>
-              </w:rPr>
-            </w:pPr>
-            <w:r>
-              <w:rPr>
-                <w:rFonts w:hint="default" w:ascii="Segoe UI" w:hAnsi="Segoe UI" w:eastAsia="Segoe UI" w:cs="Segoe UI"/>
-                <w:i w:val="0"/>
-                <w:iCs w:val="0"/>
-                <w:caps w:val="0"/>
-                <w:snapToGrid w:val="0"/>
-                <w:color w:val="000000"/>
-                <w:spacing w:val="0"/>
-                <w:kern w:val="0"/>
-                <w:sz w:val="22"/>
-                <w:szCs w:val="22"/>
-                <w:lang w:val="en-US" w:eastAsia="zh-CN"/>
-              </w:rPr>
-              <w:t>软件运维工程师</w:t>
-            </w:r>
-          </w:p>
-        </w:tc>
-        <w:tc>
-          <w:tcPr>
-            <w:tcW w:w="1527" w:type="dxa"/>
-            <w:tcBorders>
-              <w:top w:val="single" w:color="auto" w:sz="4" w:space="0"/>
-              <w:left w:val="single" w:color="auto" w:sz="4" w:space="0"/>
-              <w:bottom w:val="nil"/>
-              <w:right w:val="single" w:color="auto" w:sz="12" w:space="0"/>
-            </w:tcBorders>
-            <w:shd w:val="clear" w:color="auto" w:fill="auto"/>
-            <w:tcMar>
-              <w:top w:w="150" w:type="dxa"/>
-              <w:left w:w="240" w:type="dxa"/>
-              <w:bottom w:w="150" w:type="dxa"/>
-              <w:right w:w="-1" w:type="dxa"/>
-            </w:tcMar>
-            <w:vAlign w:val="center"/>
-          </w:tcPr>
-          <w:p>
-            <w:pPr>
-              <w:keepNext w:val="0"/>
-              <w:keepLines w:val="0"/>
-              <w:widowControl/>
-              <w:suppressLineNumbers w:val="0"/>
-              <w:snapToGrid w:val="0"/>
-              <w:spacing w:line="240" w:lineRule="auto"/>
-              <w:ind w:left="0" w:leftChars="0" w:right="0" w:rightChars="0" w:firstLine="0" w:firstLineChars="0"/>
-              <w:jc w:val="center"/>
-              <w:rPr>
-                <w:rFonts w:hint="default" w:ascii="Segoe UI" w:hAnsi="Segoe UI" w:eastAsia="Segoe UI" w:cs="Segoe UI"/>
-                <w:i w:val="0"/>
-                <w:iCs w:val="0"/>
-                <w:caps w:val="0"/>
-                <w:color w:val="0F1115"/>
-                <w:spacing w:val="0"/>
-                <w:sz w:val="22"/>
-                <w:szCs w:val="22"/>
-              </w:rPr>
-            </w:pPr>
-            <w:r>
-              <w:rPr>
-                <w:rFonts w:hint="default" w:ascii="Segoe UI" w:hAnsi="Segoe UI" w:eastAsia="Segoe UI" w:cs="Segoe UI"/>
-                <w:i w:val="0"/>
-                <w:iCs w:val="0"/>
-                <w:caps w:val="0"/>
-                <w:snapToGrid w:val="0"/>
-                <w:color w:val="000000"/>
-                <w:spacing w:val="0"/>
-                <w:kern w:val="0"/>
-                <w:sz w:val="22"/>
-                <w:szCs w:val="22"/>
-                <w:lang w:val="en-US" w:eastAsia="zh-CN"/>
-              </w:rPr>
-              <w:t>2026年Q2</w:t>
-            </w:r>
-          </w:p>
-        </w:tc>
-      </w:tr>
-      <w:tr>
-        <w:tblPrEx>
-          <w:tblBorders>
-            <w:top w:val="none" w:color="auto" w:sz="0" w:space="0"/>
-            <w:left w:val="none" w:color="auto" w:sz="0" w:space="0"/>
-            <w:bottom w:val="none" w:color="auto" w:sz="0" w:space="0"/>
-            <w:right w:val="none" w:color="auto" w:sz="0" w:space="0"/>
-            <w:insideH w:val="none" w:color="auto" w:sz="0" w:space="0"/>
-            <w:insideV w:val="none" w:color="auto" w:sz="0" w:space="0"/>
-          </w:tblBorders>
-          <w:shd w:val="clear" w:color="auto" w:fill="auto"/>
-          <w:tblCellMar>
-            <w:top w:w="15" w:type="dxa"/>
-            <w:left w:w="15" w:type="dxa"/>
-            <w:bottom w:w="15" w:type="dxa"/>
-            <w:right w:w="15" w:type="dxa"/>
-          </w:tblCellMar>
-        </w:tblPrEx>
-        <w:trPr>
-          <w:trHeight w:val="0" w:hRule="atLeast"/>
-          <w:jc w:val="center"/>
-        </w:trPr>
-        <w:tc>
-          <w:tcPr>
-            <w:tcW w:w="685" w:type="dxa"/>
-            <w:tcBorders>
-              <w:top w:val="single" w:color="auto" w:sz="4" w:space="0"/>
-              <w:left w:val="single" w:color="auto" w:sz="12" w:space="0"/>
-              <w:bottom w:val="nil"/>
-              <w:right w:val="nil"/>
-            </w:tcBorders>
-            <w:shd w:val="clear" w:color="auto" w:fill="auto"/>
-            <w:tcMar>
-              <w:top w:w="150" w:type="dxa"/>
-              <w:left w:w="-1" w:type="dxa"/>
-              <w:bottom w:w="150" w:type="dxa"/>
-              <w:right w:w="240" w:type="dxa"/>
-            </w:tcMar>
-            <w:vAlign w:val="center"/>
-          </w:tcPr>
-          <w:p>
-            <w:pPr>
-              <w:keepNext w:val="0"/>
-              <w:keepLines w:val="0"/>
-              <w:widowControl/>
-              <w:suppressLineNumbers w:val="0"/>
-              <w:snapToGrid w:val="0"/>
-              <w:spacing w:line="240" w:lineRule="auto"/>
-              <w:ind w:left="0" w:leftChars="0" w:right="0" w:rightChars="0" w:firstLine="0" w:firstLineChars="0"/>
-              <w:jc w:val="center"/>
-              <w:rPr>
-                <w:rFonts w:hint="default" w:ascii="Segoe UI" w:hAnsi="Segoe UI" w:eastAsia="Segoe UI" w:cs="Segoe UI"/>
-                <w:i w:val="0"/>
-                <w:iCs w:val="0"/>
-                <w:caps w:val="0"/>
-                <w:color w:val="0F1115"/>
-                <w:spacing w:val="0"/>
-                <w:sz w:val="22"/>
-                <w:szCs w:val="22"/>
-              </w:rPr>
-            </w:pPr>
-            <w:r>
-              <w:rPr>
-                <w:rFonts w:hint="default" w:ascii="Segoe UI" w:hAnsi="Segoe UI" w:eastAsia="Segoe UI" w:cs="Segoe UI"/>
-                <w:i w:val="0"/>
-                <w:iCs w:val="0"/>
-                <w:caps w:val="0"/>
-                <w:snapToGrid w:val="0"/>
-                <w:color w:val="000000"/>
-                <w:spacing w:val="0"/>
-                <w:kern w:val="0"/>
-                <w:sz w:val="22"/>
-                <w:szCs w:val="22"/>
-                <w:lang w:val="en-US" w:eastAsia="zh-CN"/>
-              </w:rPr>
-              <w:t>4</w:t>
-            </w:r>
-          </w:p>
-        </w:tc>
-        <w:tc>
-          <w:tcPr>
-            <w:tcW w:w="1767" w:type="dxa"/>
-            <w:tcBorders>
-              <w:top w:val="single" w:color="auto" w:sz="4" w:space="0"/>
-              <w:left w:val="single" w:color="auto" w:sz="4" w:space="0"/>
-              <w:bottom w:val="nil"/>
-              <w:right w:val="nil"/>
-            </w:tcBorders>
-            <w:shd w:val="clear" w:color="auto" w:fill="auto"/>
-            <w:tcMar>
-              <w:top w:w="150" w:type="dxa"/>
-              <w:left w:w="240" w:type="dxa"/>
-              <w:bottom w:w="150" w:type="dxa"/>
-              <w:right w:w="240" w:type="dxa"/>
-            </w:tcMar>
-            <w:vAlign w:val="center"/>
-          </w:tcPr>
-          <w:p>
-            <w:pPr>
-              <w:keepNext w:val="0"/>
-              <w:keepLines w:val="0"/>
-              <w:widowControl/>
-              <w:suppressLineNumbers w:val="0"/>
-              <w:snapToGrid w:val="0"/>
-              <w:spacing w:line="240" w:lineRule="auto"/>
-              <w:ind w:left="0" w:leftChars="0" w:right="0" w:rightChars="0" w:firstLine="0" w:firstLineChars="0"/>
-              <w:jc w:val="center"/>
-              <w:rPr>
-                <w:rFonts w:hint="default" w:ascii="Segoe UI" w:hAnsi="Segoe UI" w:eastAsia="Segoe UI" w:cs="Segoe UI"/>
-                <w:i w:val="0"/>
-                <w:iCs w:val="0"/>
-                <w:caps w:val="0"/>
-                <w:color w:val="0F1115"/>
-                <w:spacing w:val="0"/>
-                <w:sz w:val="22"/>
-                <w:szCs w:val="22"/>
-              </w:rPr>
-            </w:pPr>
-            <w:r>
-              <w:rPr>
-                <w:rFonts w:hint="default" w:ascii="Segoe UI" w:hAnsi="Segoe UI" w:eastAsia="Segoe UI" w:cs="Segoe UI"/>
-                <w:i w:val="0"/>
-                <w:iCs w:val="0"/>
-                <w:caps w:val="0"/>
-                <w:snapToGrid w:val="0"/>
-                <w:color w:val="000000"/>
-                <w:spacing w:val="0"/>
-                <w:kern w:val="0"/>
-                <w:sz w:val="22"/>
-                <w:szCs w:val="22"/>
-                <w:lang w:val="en-US" w:eastAsia="zh-CN"/>
-              </w:rPr>
-              <w:t>设备更新计划</w:t>
-            </w:r>
-          </w:p>
-        </w:tc>
-        <w:tc>
-          <w:tcPr>
-            <w:tcW w:w="2725" w:type="dxa"/>
-            <w:tcBorders>
-              <w:top w:val="single" w:color="auto" w:sz="4" w:space="0"/>
-              <w:left w:val="single" w:color="auto" w:sz="4" w:space="0"/>
-              <w:bottom w:val="nil"/>
-              <w:right w:val="nil"/>
-            </w:tcBorders>
-            <w:shd w:val="clear" w:color="auto" w:fill="auto"/>
-            <w:tcMar>
-              <w:top w:w="150" w:type="dxa"/>
-              <w:left w:w="240" w:type="dxa"/>
-              <w:bottom w:w="150" w:type="dxa"/>
-              <w:right w:w="240" w:type="dxa"/>
-            </w:tcMar>
-            <w:vAlign w:val="center"/>
-          </w:tcPr>
-          <w:p>
-            <w:pPr>
-              <w:keepNext w:val="0"/>
-              <w:keepLines w:val="0"/>
-              <w:widowControl/>
-              <w:suppressLineNumbers w:val="0"/>
-              <w:snapToGrid w:val="0"/>
-              <w:spacing w:line="240" w:lineRule="auto"/>
-              <w:ind w:left="0" w:leftChars="0" w:right="0" w:rightChars="0" w:firstLine="0" w:firstLineChars="0"/>
-              <w:jc w:val="left"/>
-              <w:rPr>
-                <w:rFonts w:hint="default" w:ascii="Segoe UI" w:hAnsi="Segoe UI" w:eastAsia="Segoe UI" w:cs="Segoe UI"/>
-                <w:i w:val="0"/>
-                <w:iCs w:val="0"/>
-                <w:caps w:val="0"/>
-                <w:color w:val="0F1115"/>
-                <w:spacing w:val="0"/>
-                <w:sz w:val="22"/>
-                <w:szCs w:val="22"/>
-              </w:rPr>
-            </w:pPr>
-            <w:r>
-              <w:rPr>
-                <w:rFonts w:hint="default" w:ascii="Segoe UI" w:hAnsi="Segoe UI" w:eastAsia="Segoe UI" w:cs="Segoe UI"/>
-                <w:i w:val="0"/>
-                <w:iCs w:val="0"/>
-                <w:caps w:val="0"/>
-                <w:snapToGrid w:val="0"/>
-                <w:color w:val="000000"/>
-                <w:spacing w:val="0"/>
-                <w:kern w:val="0"/>
-                <w:sz w:val="22"/>
-                <w:szCs w:val="22"/>
-                <w:lang w:val="en-US" w:eastAsia="zh-CN"/>
-              </w:rPr>
-              <w:t>按计划更新老化设备</w:t>
-            </w:r>
-          </w:p>
-        </w:tc>
-        <w:tc>
-          <w:tcPr>
-            <w:tcW w:w="1591" w:type="dxa"/>
-            <w:tcBorders>
-              <w:top w:val="single" w:color="auto" w:sz="4" w:space="0"/>
-              <w:left w:val="single" w:color="auto" w:sz="4" w:space="0"/>
-              <w:bottom w:val="nil"/>
-              <w:right w:val="nil"/>
-            </w:tcBorders>
-            <w:shd w:val="clear" w:color="auto" w:fill="auto"/>
-            <w:tcMar>
-              <w:top w:w="150" w:type="dxa"/>
-              <w:left w:w="240" w:type="dxa"/>
-              <w:bottom w:w="150" w:type="dxa"/>
-              <w:right w:w="240" w:type="dxa"/>
-            </w:tcMar>
-            <w:vAlign w:val="center"/>
-          </w:tcPr>
-          <w:p>
-            <w:pPr>
-              <w:keepNext w:val="0"/>
-              <w:keepLines w:val="0"/>
-              <w:widowControl/>
-              <w:suppressLineNumbers w:val="0"/>
-              <w:snapToGrid w:val="0"/>
-              <w:spacing w:line="240" w:lineRule="auto"/>
-              <w:ind w:left="0" w:leftChars="0" w:right="0" w:rightChars="0" w:firstLine="0" w:firstLineChars="0"/>
-              <w:jc w:val="left"/>
-              <w:rPr>
-                <w:rFonts w:hint="default" w:ascii="Segoe UI" w:hAnsi="Segoe UI" w:eastAsia="Segoe UI" w:cs="Segoe UI"/>
-                <w:i w:val="0"/>
-                <w:iCs w:val="0"/>
-                <w:caps w:val="0"/>
-                <w:color w:val="0F1115"/>
-                <w:spacing w:val="0"/>
-                <w:sz w:val="22"/>
-                <w:szCs w:val="22"/>
-              </w:rPr>
-            </w:pPr>
-            <w:r>
-              <w:rPr>
-                <w:rFonts w:hint="default" w:ascii="Segoe UI" w:hAnsi="Segoe UI" w:eastAsia="Segoe UI" w:cs="Segoe UI"/>
-                <w:i w:val="0"/>
-                <w:iCs w:val="0"/>
-                <w:caps w:val="0"/>
-                <w:snapToGrid w:val="0"/>
-                <w:color w:val="000000"/>
-                <w:spacing w:val="0"/>
-                <w:kern w:val="0"/>
-                <w:sz w:val="22"/>
-                <w:szCs w:val="22"/>
-                <w:lang w:val="en-US" w:eastAsia="zh-CN"/>
-              </w:rPr>
-              <w:t>硬件运维工程师</w:t>
-            </w:r>
-          </w:p>
-        </w:tc>
-        <w:tc>
-          <w:tcPr>
-            <w:tcW w:w="1527" w:type="dxa"/>
-            <w:tcBorders>
-              <w:top w:val="single" w:color="auto" w:sz="4" w:space="0"/>
-              <w:left w:val="single" w:color="auto" w:sz="4" w:space="0"/>
-              <w:bottom w:val="nil"/>
-              <w:right w:val="single" w:color="auto" w:sz="12" w:space="0"/>
-            </w:tcBorders>
-            <w:shd w:val="clear" w:color="auto" w:fill="auto"/>
-            <w:tcMar>
-              <w:top w:w="150" w:type="dxa"/>
-              <w:left w:w="240" w:type="dxa"/>
-              <w:bottom w:w="150" w:type="dxa"/>
-              <w:right w:w="-1" w:type="dxa"/>
-            </w:tcMar>
-            <w:vAlign w:val="center"/>
-          </w:tcPr>
-          <w:p>
-            <w:pPr>
-              <w:keepNext w:val="0"/>
-              <w:keepLines w:val="0"/>
-              <w:widowControl/>
-              <w:suppressLineNumbers w:val="0"/>
-              <w:snapToGrid w:val="0"/>
-              <w:spacing w:line="240" w:lineRule="auto"/>
-              <w:ind w:left="0" w:leftChars="0" w:right="0" w:rightChars="0" w:firstLine="0" w:firstLineChars="0"/>
-              <w:jc w:val="center"/>
-              <w:rPr>
-                <w:rFonts w:hint="default" w:ascii="Segoe UI" w:hAnsi="Segoe UI" w:eastAsia="Segoe UI" w:cs="Segoe UI"/>
-                <w:i w:val="0"/>
-                <w:iCs w:val="0"/>
-                <w:caps w:val="0"/>
-                <w:color w:val="0F1115"/>
-                <w:spacing w:val="0"/>
-                <w:sz w:val="22"/>
-                <w:szCs w:val="22"/>
-              </w:rPr>
-            </w:pPr>
-            <w:r>
-              <w:rPr>
-                <w:rFonts w:hint="default" w:ascii="Segoe UI" w:hAnsi="Segoe UI" w:eastAsia="Segoe UI" w:cs="Segoe UI"/>
-                <w:i w:val="0"/>
-                <w:iCs w:val="0"/>
-                <w:caps w:val="0"/>
-                <w:snapToGrid w:val="0"/>
-                <w:color w:val="000000"/>
-                <w:spacing w:val="0"/>
-                <w:kern w:val="0"/>
-                <w:sz w:val="22"/>
-                <w:szCs w:val="22"/>
-                <w:lang w:val="en-US" w:eastAsia="zh-CN"/>
-              </w:rPr>
-              <w:t>2026年全年</w:t>
-            </w:r>
-          </w:p>
-        </w:tc>
-      </w:tr>
-      <w:tr>
-        <w:tblPrEx>
-          <w:tblBorders>
-            <w:top w:val="none" w:color="auto" w:sz="0" w:space="0"/>
-            <w:left w:val="none" w:color="auto" w:sz="0" w:space="0"/>
-            <w:bottom w:val="none" w:color="auto" w:sz="0" w:space="0"/>
-            <w:right w:val="none" w:color="auto" w:sz="0" w:space="0"/>
-            <w:insideH w:val="none" w:color="auto" w:sz="0" w:space="0"/>
-            <w:insideV w:val="none" w:color="auto" w:sz="0" w:space="0"/>
-          </w:tblBorders>
-          <w:shd w:val="clear" w:color="auto" w:fill="auto"/>
           <w:tblCellMar>
             <w:top w:w="15" w:type="dxa"/>
             <w:left w:w="15" w:type="dxa"/>
